--- a/zaini_case_audit_output/outputs/word/documents/054_تقديم مذكرة جوابية على المدعي عدنان ضد الشيخ اسامة زيني - 02-09-1447 - 42824717..docx
+++ b/zaini_case_audit_output/outputs/word/documents/054_تقديم مذكرة جوابية على المدعي عدنان ضد الشيخ اسامة زيني - 02-09-1447 - 42824717..docx
@@ -53,6 +53,20 @@
         <w:t>[مخرج آلي / Script Output - سماوي]  [مخرج آلي يحتاج مراجعة بشرية - وردي]</w:t>
       </w:r>
     </w:p>
+    <w:p>
+      <w:pPr>
+        <w:jc w:val="right"/>
+        <w:bidi/>
+      </w:pPr>
+      <w:r>
+        <w:rPr>
+          <w:b w:val="0"/>
+          <w:i/>
+          <w:color w:val="C00000"/>
+        </w:rPr>
+        <w:t>[نص ممسوح OCR صُحِّح ترتيبه آلياً — قد يحتوي أخطاء طفيفة]</w:t>
+      </w:r>
+    </w:p>
     <w:p/>
     <w:p>
       <w:pPr>
@@ -64,7 +78,7 @@
           <w:b w:val="0"/>
           <w:i w:val="0"/>
         </w:rPr>
-        <w:t>مكتب المحامي خالد سامي أبو راشد</w:t>
+        <w:t>دشار وبأ يماس دلاخ يماحملا بتكم</w:t>
       </w:r>
     </w:p>
     <w:p>
@@ -77,7 +91,7 @@
           <w:b w:val="0"/>
           <w:i w:val="0"/>
         </w:rPr>
-        <w:t>للإستشارات القانونية والمحاماة ترخيص رقم (٢٣/١٤٠) وزارة العدل الرقم الضريبي: ٣١٠٠٤١٤٩٩٤٠٠٠٠٣</w:t>
+        <w:t>٣١٠٠٤١٤٩٩٤٠٠٠٠٣ :يبيرضلا مقرلا لدعلا ةرازو (٢٣/١٤٠) مقر صيخرت ةاماحملاو ةينوناقلا تاراشتسإلل</w:t>
       </w:r>
     </w:p>
     <w:p>
@@ -90,7 +104,7 @@
           <w:b w:val="0"/>
           <w:i w:val="0"/>
         </w:rPr>
-        <w:t>السيد / أحمد بن أسامة زيني</w:t>
+        <w:t>ينيز ةماسأ نب دمحأ / ديسلا</w:t>
       </w:r>
     </w:p>
     <w:p>
@@ -220,7 +234,7 @@
           <w:b w:val="0"/>
           <w:i w:val="0"/>
         </w:rPr>
-        <w:t>الموافق</w:t>
+        <w:t>قفاوملا</w:t>
       </w:r>
     </w:p>
     <w:p>
@@ -311,7 +325,7 @@
           <w:b w:val="0"/>
           <w:i w:val="0"/>
         </w:rPr>
-        <w:t>إشارة إلى الموضوع أعلاه علماً بتقديم مذكرتنا الجوابية المشار إليها أعلاه إلى الدائرة الإستئنافية الثانية وتم قيدها بالطلب رقم (٤٧١٤٤٨۷۹۱۷) وتاريخ ١٤٤٧/٠٩/٠٢هـ وفقاً للإشعار (المرفق) صورته ) ، كما تم إرسال المذكرة الجوابية بصيغة (WORD) عبر البريد الإلكتروني الخاص بالدائرة وذلك نظراً لأن عدد حروفها تزيد عن عدد الحروف المسموح بها لدى موقع ناجز ، لذا نأمل التكرم بالعلم والإحاطة .</w:t>
+        <w:t>. ةطاحإلاو ملعلاب مركتلا لمأن اذل ، زجان عقوم ىدل اهب حومسملا فورحلا ددع نع ديزت اهفورح ددع نأل ًارظن كلذو ةرئادلاب صاخلا ينورتكلإلا ديربلا ربع (WORD) ةغيصب ةيباوجلا ةركذملا لاسرإ مت امك ، ( هتروص (قفرملا) راعشإلل ًاقفو ـه١٤٤٧/٠٩/٠٢ خيراتو (۷۱۹۷٤٧١٤٤٨) مقر بلطلاب اهديق متو ةيناثلا ةيفانئتسإلا ةرئادلا ىلإ هالعأ اهيلإ راشملا ةيباوجلا انتركذم ميدقتب ًاملع هالعأ عوضوملا ىلإ ةراشإ</w:t>
       </w:r>
     </w:p>
     <w:p>
@@ -363,7 +377,7 @@
           <w:b w:val="0"/>
           <w:i w:val="0"/>
         </w:rPr>
-        <w:t>المحامي</w:t>
+        <w:t>يماحملا</w:t>
       </w:r>
     </w:p>
     <w:p>
@@ -376,7 +390,7 @@
           <w:b w:val="0"/>
           <w:i w:val="0"/>
         </w:rPr>
-        <w:t>خالد سامي أبو</w:t>
+        <w:t>وبأ يماس دلاخ</w:t>
       </w:r>
     </w:p>
     <w:p>
@@ -402,7 +416,7 @@
           <w:b w:val="0"/>
           <w:i w:val="0"/>
         </w:rPr>
-        <w:t>رئيس لجنة المحامين بمنطقة مكة المكرمة</w:t>
+        <w:t>ةمركملا ةكم ةقطنمب نيماحملا ةنجل سيئر</w:t>
       </w:r>
     </w:p>
     <w:p>
@@ -415,7 +429,7 @@
           <w:b w:val="0"/>
           <w:i w:val="0"/>
         </w:rPr>
-        <w:t>عضو معهد المحكمين الدوليين بلندن - عضو مجلس إدارة جمعية كفى المكافحة المخدرات بمنطقة مكة المكرمة محكم معتمد لدى وزارة العدل السعودية - أستاذ متعاون بجامعة الملك عبد العزيز (سابقاً) المملكة العربية السعودية - جدة - شارع صفية بنت عبد المطلب - هاتف: ٦٥٥٠٣٠٣/٦٥٥٤٧٧٧ - فاكس: ٦٥٥٠٧٠٧ - ص.ب ٤٠٥٩٨ جدة ٢١٥١١</w:t>
+        <w:t>٢١٥١١ ةدج ٤٠٥٩٨ ب.ص - ٦٥٥٠٧٠٧ :سكاف - ٦٥٥٠٣٠٣/٦٥٥٤٧٧٧ :فتاه - بلطملا دبع تنب ةيفص عراش - ةدج - ةيدوعسلا ةيبرعلا ةكلمملا (ًاقباس) زيزعلا دبع كلملا ةعماجب نواعتم ذاتسأ - ةيدوعسلا لدعلا ةرازو ىدل دمتعم مكحم ةمركملا ةكم ةقطنمب تاردخملا ةحفاكملا ىفك ةيعمج ةرادإ سلجم وضع - ندنلب نييلودلا نيمكحملا دهعم وضع</w:t>
       </w:r>
     </w:p>
     <w:p>
@@ -467,7 +481,7 @@
           <w:b w:val="0"/>
           <w:i w:val="0"/>
         </w:rPr>
-        <w:t>حالة الطلب</w:t>
+        <w:t>بلطلا ةلاح</w:t>
       </w:r>
     </w:p>
     <w:p>
@@ -571,7 +585,7 @@
           <w:b w:val="0"/>
           <w:i w:val="0"/>
         </w:rPr>
-        <w:t>رسالة نجاح</w:t>
+        <w:t>حاجن ةلاسر</w:t>
       </w:r>
     </w:p>
     <w:p>
@@ -584,7 +598,7 @@
           <w:b w:val="0"/>
           <w:i w:val="0"/>
         </w:rPr>
-        <w:t>تم إرسال الطلب بنجاح، رقم الطلب 4714487917</w:t>
+        <w:t>4714487917 بلطلا مقر ،حاجنب بلطلا لاسرإ مت</w:t>
       </w:r>
     </w:p>
     <w:p>
